--- a/Verslag/Tekst PE1.docx
+++ b/Verslag/Tekst PE1.docx
@@ -4,8 +4,6 @@
   <w:body>
     <w:p>
       <w:pPr>
-        <w:pStyle w:val="Titel"/>
-        <w:jc w:val="center"/>
         <w:rPr>
           <w:lang w:val="nl-NL"/>
         </w:rPr>
@@ -35,6 +33,30 @@
         </w:rPr>
         <w:t xml:space="preserve"> </w:t>
       </w:r>
+      <w:r>
+        <w:rPr>
+          <w:lang w:val="nl-NL"/>
+        </w:rPr>
+        <w:t>Goe</w:t>
+      </w:r>
+      <w:r>
+        <w:rPr>
+          <w:lang w:val="nl-NL"/>
+        </w:rPr>
+        <w:t>de morgen, ik ben Mateusz Kidrycki</w:t>
+      </w:r>
+      <w:r>
+        <w:rPr>
+          <w:lang w:val="nl-NL"/>
+        </w:rPr>
+        <w:t xml:space="preserve"> “en ik ben Toon Dergent”</w:t>
+      </w:r>
+      <w:r>
+        <w:rPr>
+          <w:lang w:val="nl-NL"/>
+        </w:rPr>
+        <w:t>. Vandaag gaan we jullie ons project voorstellen.</w:t>
+      </w:r>
     </w:p>
     <w:p>
       <w:pPr>
@@ -46,19 +68,7 @@
         <w:rPr>
           <w:lang w:val="nl-NL"/>
         </w:rPr>
-        <w:t xml:space="preserve">Dia </w:t>
-      </w:r>
-      <w:r>
-        <w:rPr>
-          <w:lang w:val="nl-NL"/>
-        </w:rPr>
-        <w:t>2</w:t>
-      </w:r>
-      <w:r>
-        <w:rPr>
-          <w:lang w:val="nl-NL"/>
-        </w:rPr>
-        <w:t>:</w:t>
+        <w:t>Dia 2:</w:t>
       </w:r>
     </w:p>
     <w:p>
@@ -71,19 +81,7 @@
         <w:rPr>
           <w:lang w:val="nl-NL"/>
         </w:rPr>
-        <w:t xml:space="preserve">Dia </w:t>
-      </w:r>
-      <w:r>
-        <w:rPr>
-          <w:lang w:val="nl-NL"/>
-        </w:rPr>
-        <w:t>3</w:t>
-      </w:r>
-      <w:r>
-        <w:rPr>
-          <w:lang w:val="nl-NL"/>
-        </w:rPr>
-        <w:t>:</w:t>
+        <w:t>Dia 3:</w:t>
       </w:r>
     </w:p>
     <w:p>
@@ -96,19 +94,7 @@
         <w:rPr>
           <w:lang w:val="nl-NL"/>
         </w:rPr>
-        <w:t>Dia</w:t>
-      </w:r>
-      <w:r>
-        <w:rPr>
-          <w:lang w:val="nl-NL"/>
-        </w:rPr>
-        <w:t xml:space="preserve"> 4</w:t>
-      </w:r>
-      <w:r>
-        <w:rPr>
-          <w:lang w:val="nl-NL"/>
-        </w:rPr>
-        <w:t>:</w:t>
+        <w:t>Dia 4:</w:t>
       </w:r>
     </w:p>
     <w:p>
@@ -121,19 +107,7 @@
         <w:rPr>
           <w:lang w:val="nl-NL"/>
         </w:rPr>
-        <w:t xml:space="preserve">Dia </w:t>
-      </w:r>
-      <w:r>
-        <w:rPr>
-          <w:lang w:val="nl-NL"/>
-        </w:rPr>
-        <w:t>5</w:t>
-      </w:r>
-      <w:r>
-        <w:rPr>
-          <w:lang w:val="nl-NL"/>
-        </w:rPr>
-        <w:t>:</w:t>
+        <w:t>Dia 5:</w:t>
       </w:r>
     </w:p>
     <w:p>
@@ -146,19 +120,7 @@
         <w:rPr>
           <w:lang w:val="nl-NL"/>
         </w:rPr>
-        <w:t xml:space="preserve">Dia </w:t>
-      </w:r>
-      <w:r>
-        <w:rPr>
-          <w:lang w:val="nl-NL"/>
-        </w:rPr>
-        <w:t>6</w:t>
-      </w:r>
-      <w:r>
-        <w:rPr>
-          <w:lang w:val="nl-NL"/>
-        </w:rPr>
-        <w:t>:</w:t>
+        <w:t>Dia 6:</w:t>
       </w:r>
     </w:p>
     <w:p>
@@ -171,19 +133,7 @@
         <w:rPr>
           <w:lang w:val="nl-NL"/>
         </w:rPr>
-        <w:t xml:space="preserve">Dia </w:t>
-      </w:r>
-      <w:r>
-        <w:rPr>
-          <w:lang w:val="nl-NL"/>
-        </w:rPr>
-        <w:t>7</w:t>
-      </w:r>
-      <w:r>
-        <w:rPr>
-          <w:lang w:val="nl-NL"/>
-        </w:rPr>
-        <w:t>:</w:t>
+        <w:t>Dia 7:</w:t>
       </w:r>
     </w:p>
     <w:p>
@@ -196,19 +146,7 @@
         <w:rPr>
           <w:lang w:val="nl-NL"/>
         </w:rPr>
-        <w:t xml:space="preserve">Dia </w:t>
-      </w:r>
-      <w:r>
-        <w:rPr>
-          <w:lang w:val="nl-NL"/>
-        </w:rPr>
-        <w:t>8</w:t>
-      </w:r>
-      <w:r>
-        <w:rPr>
-          <w:lang w:val="nl-NL"/>
-        </w:rPr>
-        <w:t>:</w:t>
+        <w:t>Dia 8:</w:t>
       </w:r>
     </w:p>
     <w:p>
@@ -221,19 +159,7 @@
         <w:rPr>
           <w:lang w:val="nl-NL"/>
         </w:rPr>
-        <w:t xml:space="preserve">Dia </w:t>
-      </w:r>
-      <w:r>
-        <w:rPr>
-          <w:lang w:val="nl-NL"/>
-        </w:rPr>
-        <w:t>9</w:t>
-      </w:r>
-      <w:r>
-        <w:rPr>
-          <w:lang w:val="nl-NL"/>
-        </w:rPr>
-        <w:t>:</w:t>
+        <w:t>Dia 9:</w:t>
       </w:r>
     </w:p>
     <w:p>
@@ -246,19 +172,7 @@
         <w:rPr>
           <w:lang w:val="nl-NL"/>
         </w:rPr>
-        <w:t>Dia 1</w:t>
-      </w:r>
-      <w:r>
-        <w:rPr>
-          <w:lang w:val="nl-NL"/>
-        </w:rPr>
-        <w:t>0</w:t>
-      </w:r>
-      <w:r>
-        <w:rPr>
-          <w:lang w:val="nl-NL"/>
-        </w:rPr>
-        <w:t>:</w:t>
+        <w:t>Dia 10:</w:t>
       </w:r>
     </w:p>
     <w:p>
@@ -271,19 +185,7 @@
         <w:rPr>
           <w:lang w:val="nl-NL"/>
         </w:rPr>
-        <w:t>Dia 1</w:t>
-      </w:r>
-      <w:r>
-        <w:rPr>
-          <w:lang w:val="nl-NL"/>
-        </w:rPr>
-        <w:t>1</w:t>
-      </w:r>
-      <w:r>
-        <w:rPr>
-          <w:lang w:val="nl-NL"/>
-        </w:rPr>
-        <w:t>:</w:t>
+        <w:t>Dia 11:</w:t>
       </w:r>
     </w:p>
     <w:p>
@@ -296,19 +198,7 @@
         <w:rPr>
           <w:lang w:val="nl-NL"/>
         </w:rPr>
-        <w:t>Dia 1</w:t>
-      </w:r>
-      <w:r>
-        <w:rPr>
-          <w:lang w:val="nl-NL"/>
-        </w:rPr>
-        <w:t>2</w:t>
-      </w:r>
-      <w:r>
-        <w:rPr>
-          <w:lang w:val="nl-NL"/>
-        </w:rPr>
-        <w:t>:</w:t>
+        <w:t>Dia 12:</w:t>
       </w:r>
     </w:p>
     <w:p>
@@ -333,6 +223,10 @@
     </w:sectPr>
   </w:body>
 </w:document>
+</file>
+
+<file path=word/numbering.xml><?xml version="1.0" encoding="utf-8"?>
+<w:numbering xmlns:wpc="http://schemas.microsoft.com/office/word/2010/wordprocessingCanvas" xmlns:cx="http://schemas.microsoft.com/office/drawing/2014/chartex" xmlns:cx1="http://schemas.microsoft.com/office/drawing/2015/9/8/chartex" xmlns:cx2="http://schemas.microsoft.com/office/drawing/2015/10/21/chartex" xmlns:cx3="http://schemas.microsoft.com/office/drawing/2016/5/9/chartex" xmlns:cx4="http://schemas.microsoft.com/office/drawing/2016/5/10/chartex" xmlns:cx5="http://schemas.microsoft.com/office/drawing/2016/5/11/chartex" xmlns:cx6="http://schemas.microsoft.com/office/drawing/2016/5/12/chartex" xmlns:cx7="http://schemas.microsoft.com/office/drawing/2016/5/13/chartex" xmlns:cx8="http://schemas.microsoft.com/office/drawing/2016/5/14/chartex" xmlns:mc="http://schemas.openxmlformats.org/markup-compatibility/2006" xmlns:aink="http://schemas.microsoft.com/office/drawing/2016/ink" xmlns:am3d="http://schemas.microsoft.com/office/drawing/2017/model3d" xmlns:o="urn:schemas-microsoft-com:office:office" xmlns:oel="http://schemas.microsoft.com/office/2019/extlst" xmlns:r="http://schemas.openxmlformats.org/officeDocument/2006/relationships" xmlns:m="http://schemas.openxmlformats.org/officeDocument/2006/math" xmlns:v="urn:schemas-microsoft-com:vml" xmlns:wp14="http://schemas.microsoft.com/office/word/2010/wordprocessingDrawing" xmlns:wp="http://schemas.openxmlformats.org/drawingml/2006/wordprocessingDrawing" xmlns:w10="urn:schemas-microsoft-com:office:word" xmlns:w="http://schemas.openxmlformats.org/wordprocessingml/2006/main" xmlns:w14="http://schemas.microsoft.com/office/word/2010/wordml" xmlns:w15="http://schemas.microsoft.com/office/word/2012/wordml" xmlns:w16cex="http://schemas.microsoft.com/office/word/2018/wordml/cex" xmlns:w16cid="http://schemas.microsoft.com/office/word/2016/wordml/cid" xmlns:w16="http://schemas.microsoft.com/office/word/2018/wordml" xmlns:w16du="http://schemas.microsoft.com/office/word/2023/wordml/word16du" xmlns:w16sdtdh="http://schemas.microsoft.com/office/word/2020/wordml/sdtdatahash" xmlns:w16sdtfl="http://schemas.microsoft.com/office/word/2024/wordml/sdtformatlock" xmlns:w16se="http://schemas.microsoft.com/office/word/2015/wordml/symex" xmlns:wpg="http://schemas.microsoft.com/office/word/2010/wordprocessingGroup" xmlns:wpi="http://schemas.microsoft.com/office/word/2010/wordprocessingInk" xmlns:wne="http://schemas.microsoft.com/office/word/2006/wordml" xmlns:wps="http://schemas.microsoft.com/office/word/2010/wordprocessingShape" mc:Ignorable="w14 w15 w16se w16cid w16 w16cex w16sdtdh w16sdtfl w16du wp14"/>
 </file>
 
 <file path=word/styles.xml><?xml version="1.0" encoding="utf-8"?>
@@ -735,6 +629,7 @@
   <w:style w:type="paragraph" w:default="1" w:styleId="Standaard">
     <w:name w:val="Normal"/>
     <w:qFormat/>
+    <w:rsid w:val="00C45827"/>
   </w:style>
   <w:style w:type="paragraph" w:styleId="Kop1">
     <w:name w:val="heading 1"/>
@@ -1081,105 +976,6 @@
       <w:color w:val="272727" w:themeColor="text1" w:themeTint="D8"/>
     </w:rPr>
   </w:style>
-  <w:style w:type="paragraph" w:styleId="Titel">
-    <w:name w:val="Title"/>
-    <w:basedOn w:val="Standaard"/>
-    <w:next w:val="Standaard"/>
-    <w:link w:val="TitelChar"/>
-    <w:uiPriority w:val="10"/>
-    <w:qFormat/>
-    <w:rsid w:val="007638C7"/>
-    <w:pPr>
-      <w:spacing w:after="80" w:line="240" w:lineRule="auto"/>
-      <w:contextualSpacing/>
-    </w:pPr>
-    <w:rPr>
-      <w:rFonts w:asciiTheme="majorHAnsi" w:eastAsiaTheme="majorEastAsia" w:hAnsiTheme="majorHAnsi" w:cstheme="majorBidi"/>
-      <w:spacing w:val="-10"/>
-      <w:kern w:val="28"/>
-      <w:sz w:val="56"/>
-      <w:szCs w:val="56"/>
-    </w:rPr>
-  </w:style>
-  <w:style w:type="character" w:customStyle="1" w:styleId="TitelChar">
-    <w:name w:val="Titel Char"/>
-    <w:basedOn w:val="Standaardalinea-lettertype"/>
-    <w:link w:val="Titel"/>
-    <w:uiPriority w:val="10"/>
-    <w:rsid w:val="007638C7"/>
-    <w:rPr>
-      <w:rFonts w:asciiTheme="majorHAnsi" w:eastAsiaTheme="majorEastAsia" w:hAnsiTheme="majorHAnsi" w:cstheme="majorBidi"/>
-      <w:spacing w:val="-10"/>
-      <w:kern w:val="28"/>
-      <w:sz w:val="56"/>
-      <w:szCs w:val="56"/>
-    </w:rPr>
-  </w:style>
-  <w:style w:type="paragraph" w:styleId="Ondertitel">
-    <w:name w:val="Subtitle"/>
-    <w:basedOn w:val="Standaard"/>
-    <w:next w:val="Standaard"/>
-    <w:link w:val="OndertitelChar"/>
-    <w:uiPriority w:val="11"/>
-    <w:qFormat/>
-    <w:rsid w:val="007638C7"/>
-    <w:pPr>
-      <w:numPr>
-        <w:ilvl w:val="1"/>
-      </w:numPr>
-    </w:pPr>
-    <w:rPr>
-      <w:rFonts w:eastAsiaTheme="majorEastAsia" w:cstheme="majorBidi"/>
-      <w:color w:val="595959" w:themeColor="text1" w:themeTint="A6"/>
-      <w:spacing w:val="15"/>
-      <w:sz w:val="28"/>
-      <w:szCs w:val="28"/>
-    </w:rPr>
-  </w:style>
-  <w:style w:type="character" w:customStyle="1" w:styleId="OndertitelChar">
-    <w:name w:val="Ondertitel Char"/>
-    <w:basedOn w:val="Standaardalinea-lettertype"/>
-    <w:link w:val="Ondertitel"/>
-    <w:uiPriority w:val="11"/>
-    <w:rsid w:val="007638C7"/>
-    <w:rPr>
-      <w:rFonts w:eastAsiaTheme="majorEastAsia" w:cstheme="majorBidi"/>
-      <w:color w:val="595959" w:themeColor="text1" w:themeTint="A6"/>
-      <w:spacing w:val="15"/>
-      <w:sz w:val="28"/>
-      <w:szCs w:val="28"/>
-    </w:rPr>
-  </w:style>
-  <w:style w:type="paragraph" w:styleId="Citaat">
-    <w:name w:val="Quote"/>
-    <w:basedOn w:val="Standaard"/>
-    <w:next w:val="Standaard"/>
-    <w:link w:val="CitaatChar"/>
-    <w:uiPriority w:val="29"/>
-    <w:qFormat/>
-    <w:rsid w:val="007638C7"/>
-    <w:pPr>
-      <w:spacing w:before="160"/>
-      <w:jc w:val="center"/>
-    </w:pPr>
-    <w:rPr>
-      <w:i/>
-      <w:iCs/>
-      <w:color w:val="404040" w:themeColor="text1" w:themeTint="BF"/>
-    </w:rPr>
-  </w:style>
-  <w:style w:type="character" w:customStyle="1" w:styleId="CitaatChar">
-    <w:name w:val="Citaat Char"/>
-    <w:basedOn w:val="Standaardalinea-lettertype"/>
-    <w:link w:val="Citaat"/>
-    <w:uiPriority w:val="29"/>
-    <w:rsid w:val="007638C7"/>
-    <w:rPr>
-      <w:i/>
-      <w:iCs/>
-      <w:color w:val="404040" w:themeColor="text1" w:themeTint="BF"/>
-    </w:rPr>
-  </w:style>
   <w:style w:type="paragraph" w:styleId="Lijstalinea">
     <w:name w:val="List Paragraph"/>
     <w:basedOn w:val="Standaard"/>
@@ -1196,41 +992,6 @@
     <w:basedOn w:val="Standaardalinea-lettertype"/>
     <w:uiPriority w:val="21"/>
     <w:qFormat/>
-    <w:rsid w:val="007638C7"/>
-    <w:rPr>
-      <w:i/>
-      <w:iCs/>
-      <w:color w:val="0F4761" w:themeColor="accent1" w:themeShade="BF"/>
-    </w:rPr>
-  </w:style>
-  <w:style w:type="paragraph" w:styleId="Duidelijkcitaat">
-    <w:name w:val="Intense Quote"/>
-    <w:basedOn w:val="Standaard"/>
-    <w:next w:val="Standaard"/>
-    <w:link w:val="DuidelijkcitaatChar"/>
-    <w:uiPriority w:val="30"/>
-    <w:qFormat/>
-    <w:rsid w:val="007638C7"/>
-    <w:pPr>
-      <w:pBdr>
-        <w:top w:val="single" w:sz="4" w:space="10" w:color="0F4761" w:themeColor="accent1" w:themeShade="BF"/>
-        <w:bottom w:val="single" w:sz="4" w:space="10" w:color="0F4761" w:themeColor="accent1" w:themeShade="BF"/>
-      </w:pBdr>
-      <w:spacing w:before="360" w:after="360"/>
-      <w:ind w:left="864" w:right="864"/>
-      <w:jc w:val="center"/>
-    </w:pPr>
-    <w:rPr>
-      <w:i/>
-      <w:iCs/>
-      <w:color w:val="0F4761" w:themeColor="accent1" w:themeShade="BF"/>
-    </w:rPr>
-  </w:style>
-  <w:style w:type="character" w:customStyle="1" w:styleId="DuidelijkcitaatChar">
-    <w:name w:val="Duidelijk citaat Char"/>
-    <w:basedOn w:val="Standaardalinea-lettertype"/>
-    <w:link w:val="Duidelijkcitaat"/>
-    <w:uiPriority w:val="30"/>
     <w:rsid w:val="007638C7"/>
     <w:rPr>
       <w:i/>
@@ -1571,18 +1332,18 @@
 </file>
 
 <file path=customXml/item1.xml><?xml version="1.0" encoding="utf-8"?>
-<p:properties xmlns:p="http://schemas.microsoft.com/office/2006/metadata/properties" xmlns:xsi="http://www.w3.org/2001/XMLSchema-instance" xmlns:pc="http://schemas.microsoft.com/office/infopath/2007/PartnerControls">
-  <documentManagement/>
-</p:properties>
-</file>
-
-<file path=customXml/item2.xml><?xml version="1.0" encoding="utf-8"?>
 <?mso-contentType ?>
 <FormTemplates xmlns="http://schemas.microsoft.com/sharepoint/v3/contenttype/forms">
   <Display>DocumentLibraryForm</Display>
   <Edit>DocumentLibraryForm</Edit>
   <New>DocumentLibraryForm</New>
 </FormTemplates>
+</file>
+
+<file path=customXml/item2.xml><?xml version="1.0" encoding="utf-8"?>
+<p:properties xmlns:p="http://schemas.microsoft.com/office/2006/metadata/properties" xmlns:xsi="http://www.w3.org/2001/XMLSchema-instance" xmlns:pc="http://schemas.microsoft.com/office/infopath/2007/PartnerControls">
+  <documentManagement/>
+</p:properties>
 </file>
 
 <file path=customXml/item3.xml><?xml version="1.0" encoding="utf-8"?>
@@ -1730,18 +1491,18 @@
 </file>
 
 <file path=customXml/itemProps1.xml><?xml version="1.0" encoding="utf-8"?>
-<ds:datastoreItem xmlns:ds="http://schemas.openxmlformats.org/officeDocument/2006/customXml" ds:itemID="{C2C81E86-22DA-4E76-B7DA-A5E0C1BBD489}">
+<ds:datastoreItem xmlns:ds="http://schemas.openxmlformats.org/officeDocument/2006/customXml" ds:itemID="{FC25EF60-1174-4EAD-80F7-3F56964BB6CF}">
   <ds:schemaRefs>
-    <ds:schemaRef ds:uri="http://schemas.microsoft.com/office/2006/metadata/properties"/>
-    <ds:schemaRef ds:uri="http://schemas.microsoft.com/office/infopath/2007/PartnerControls"/>
+    <ds:schemaRef ds:uri="http://schemas.microsoft.com/sharepoint/v3/contenttype/forms"/>
   </ds:schemaRefs>
 </ds:datastoreItem>
 </file>
 
 <file path=customXml/itemProps2.xml><?xml version="1.0" encoding="utf-8"?>
-<ds:datastoreItem xmlns:ds="http://schemas.openxmlformats.org/officeDocument/2006/customXml" ds:itemID="{FC25EF60-1174-4EAD-80F7-3F56964BB6CF}">
+<ds:datastoreItem xmlns:ds="http://schemas.openxmlformats.org/officeDocument/2006/customXml" ds:itemID="{C2C81E86-22DA-4E76-B7DA-A5E0C1BBD489}">
   <ds:schemaRefs>
-    <ds:schemaRef ds:uri="http://schemas.microsoft.com/sharepoint/v3/contenttype/forms"/>
+    <ds:schemaRef ds:uri="http://schemas.microsoft.com/office/2006/metadata/properties"/>
+    <ds:schemaRef ds:uri="http://schemas.microsoft.com/office/infopath/2007/PartnerControls"/>
   </ds:schemaRefs>
 </ds:datastoreItem>
 </file>

--- a/Verslag/Tekst PE1.docx
+++ b/Verslag/Tekst PE1.docx
@@ -223,10 +223,6 @@
     </w:sectPr>
   </w:body>
 </w:document>
-</file>
-
-<file path=word/numbering.xml><?xml version="1.0" encoding="utf-8"?>
-<w:numbering xmlns:wpc="http://schemas.microsoft.com/office/word/2010/wordprocessingCanvas" xmlns:cx="http://schemas.microsoft.com/office/drawing/2014/chartex" xmlns:cx1="http://schemas.microsoft.com/office/drawing/2015/9/8/chartex" xmlns:cx2="http://schemas.microsoft.com/office/drawing/2015/10/21/chartex" xmlns:cx3="http://schemas.microsoft.com/office/drawing/2016/5/9/chartex" xmlns:cx4="http://schemas.microsoft.com/office/drawing/2016/5/10/chartex" xmlns:cx5="http://schemas.microsoft.com/office/drawing/2016/5/11/chartex" xmlns:cx6="http://schemas.microsoft.com/office/drawing/2016/5/12/chartex" xmlns:cx7="http://schemas.microsoft.com/office/drawing/2016/5/13/chartex" xmlns:cx8="http://schemas.microsoft.com/office/drawing/2016/5/14/chartex" xmlns:mc="http://schemas.openxmlformats.org/markup-compatibility/2006" xmlns:aink="http://schemas.microsoft.com/office/drawing/2016/ink" xmlns:am3d="http://schemas.microsoft.com/office/drawing/2017/model3d" xmlns:o="urn:schemas-microsoft-com:office:office" xmlns:oel="http://schemas.microsoft.com/office/2019/extlst" xmlns:r="http://schemas.openxmlformats.org/officeDocument/2006/relationships" xmlns:m="http://schemas.openxmlformats.org/officeDocument/2006/math" xmlns:v="urn:schemas-microsoft-com:vml" xmlns:wp14="http://schemas.microsoft.com/office/word/2010/wordprocessingDrawing" xmlns:wp="http://schemas.openxmlformats.org/drawingml/2006/wordprocessingDrawing" xmlns:w10="urn:schemas-microsoft-com:office:word" xmlns:w="http://schemas.openxmlformats.org/wordprocessingml/2006/main" xmlns:w14="http://schemas.microsoft.com/office/word/2010/wordml" xmlns:w15="http://schemas.microsoft.com/office/word/2012/wordml" xmlns:w16cex="http://schemas.microsoft.com/office/word/2018/wordml/cex" xmlns:w16cid="http://schemas.microsoft.com/office/word/2016/wordml/cid" xmlns:w16="http://schemas.microsoft.com/office/word/2018/wordml" xmlns:w16du="http://schemas.microsoft.com/office/word/2023/wordml/word16du" xmlns:w16sdtdh="http://schemas.microsoft.com/office/word/2020/wordml/sdtdatahash" xmlns:w16sdtfl="http://schemas.microsoft.com/office/word/2024/wordml/sdtformatlock" xmlns:w16se="http://schemas.microsoft.com/office/word/2015/wordml/symex" xmlns:wpg="http://schemas.microsoft.com/office/word/2010/wordprocessingGroup" xmlns:wpi="http://schemas.microsoft.com/office/word/2010/wordprocessingInk" xmlns:wne="http://schemas.microsoft.com/office/word/2006/wordml" xmlns:wps="http://schemas.microsoft.com/office/word/2010/wordprocessingShape" mc:Ignorable="w14 w15 w16se w16cid w16 w16cex w16sdtdh w16sdtfl w16du wp14"/>
 </file>
 
 <file path=word/styles.xml><?xml version="1.0" encoding="utf-8"?>
@@ -626,16 +622,16 @@
     <w:lsdException w:name="Unresolved Mention" w:semiHidden="1" w:unhideWhenUsed="1"/>
     <w:lsdException w:name="Smart Link" w:semiHidden="1" w:unhideWhenUsed="1"/>
   </w:latentStyles>
-  <w:style w:type="paragraph" w:default="1" w:styleId="Standaard">
+  <w:style w:type="paragraph" w:default="1" w:styleId="Normal">
     <w:name w:val="Normal"/>
     <w:qFormat/>
     <w:rsid w:val="00C45827"/>
   </w:style>
-  <w:style w:type="paragraph" w:styleId="Kop1">
+  <w:style w:type="paragraph" w:styleId="Heading1">
     <w:name w:val="heading 1"/>
-    <w:basedOn w:val="Standaard"/>
-    <w:next w:val="Standaard"/>
-    <w:link w:val="Kop1Char"/>
+    <w:basedOn w:val="Normal"/>
+    <w:next w:val="Normal"/>
+    <w:link w:val="Heading1Char"/>
     <w:uiPriority w:val="9"/>
     <w:qFormat/>
     <w:rsid w:val="007638C7"/>
@@ -652,11 +648,11 @@
       <w:szCs w:val="40"/>
     </w:rPr>
   </w:style>
-  <w:style w:type="paragraph" w:styleId="Kop2">
+  <w:style w:type="paragraph" w:styleId="Heading2">
     <w:name w:val="heading 2"/>
-    <w:basedOn w:val="Standaard"/>
-    <w:next w:val="Standaard"/>
-    <w:link w:val="Kop2Char"/>
+    <w:basedOn w:val="Normal"/>
+    <w:next w:val="Normal"/>
+    <w:link w:val="Heading2Char"/>
     <w:uiPriority w:val="9"/>
     <w:semiHidden/>
     <w:unhideWhenUsed/>
@@ -675,11 +671,11 @@
       <w:szCs w:val="32"/>
     </w:rPr>
   </w:style>
-  <w:style w:type="paragraph" w:styleId="Kop3">
+  <w:style w:type="paragraph" w:styleId="Heading3">
     <w:name w:val="heading 3"/>
-    <w:basedOn w:val="Standaard"/>
-    <w:next w:val="Standaard"/>
-    <w:link w:val="Kop3Char"/>
+    <w:basedOn w:val="Normal"/>
+    <w:next w:val="Normal"/>
+    <w:link w:val="Heading3Char"/>
     <w:uiPriority w:val="9"/>
     <w:semiHidden/>
     <w:unhideWhenUsed/>
@@ -698,11 +694,11 @@
       <w:szCs w:val="28"/>
     </w:rPr>
   </w:style>
-  <w:style w:type="paragraph" w:styleId="Kop4">
+  <w:style w:type="paragraph" w:styleId="Heading4">
     <w:name w:val="heading 4"/>
-    <w:basedOn w:val="Standaard"/>
-    <w:next w:val="Standaard"/>
-    <w:link w:val="Kop4Char"/>
+    <w:basedOn w:val="Normal"/>
+    <w:next w:val="Normal"/>
+    <w:link w:val="Heading4Char"/>
     <w:uiPriority w:val="9"/>
     <w:semiHidden/>
     <w:unhideWhenUsed/>
@@ -721,11 +717,11 @@
       <w:color w:val="0F4761" w:themeColor="accent1" w:themeShade="BF"/>
     </w:rPr>
   </w:style>
-  <w:style w:type="paragraph" w:styleId="Kop5">
+  <w:style w:type="paragraph" w:styleId="Heading5">
     <w:name w:val="heading 5"/>
-    <w:basedOn w:val="Standaard"/>
-    <w:next w:val="Standaard"/>
-    <w:link w:val="Kop5Char"/>
+    <w:basedOn w:val="Normal"/>
+    <w:next w:val="Normal"/>
+    <w:link w:val="Heading5Char"/>
     <w:uiPriority w:val="9"/>
     <w:semiHidden/>
     <w:unhideWhenUsed/>
@@ -742,11 +738,11 @@
       <w:color w:val="0F4761" w:themeColor="accent1" w:themeShade="BF"/>
     </w:rPr>
   </w:style>
-  <w:style w:type="paragraph" w:styleId="Kop6">
+  <w:style w:type="paragraph" w:styleId="Heading6">
     <w:name w:val="heading 6"/>
-    <w:basedOn w:val="Standaard"/>
-    <w:next w:val="Standaard"/>
-    <w:link w:val="Kop6Char"/>
+    <w:basedOn w:val="Normal"/>
+    <w:next w:val="Normal"/>
+    <w:link w:val="Heading6Char"/>
     <w:uiPriority w:val="9"/>
     <w:semiHidden/>
     <w:unhideWhenUsed/>
@@ -765,11 +761,11 @@
       <w:color w:val="595959" w:themeColor="text1" w:themeTint="A6"/>
     </w:rPr>
   </w:style>
-  <w:style w:type="paragraph" w:styleId="Kop7">
+  <w:style w:type="paragraph" w:styleId="Heading7">
     <w:name w:val="heading 7"/>
-    <w:basedOn w:val="Standaard"/>
-    <w:next w:val="Standaard"/>
-    <w:link w:val="Kop7Char"/>
+    <w:basedOn w:val="Normal"/>
+    <w:next w:val="Normal"/>
+    <w:link w:val="Heading7Char"/>
     <w:uiPriority w:val="9"/>
     <w:semiHidden/>
     <w:unhideWhenUsed/>
@@ -786,11 +782,11 @@
       <w:color w:val="595959" w:themeColor="text1" w:themeTint="A6"/>
     </w:rPr>
   </w:style>
-  <w:style w:type="paragraph" w:styleId="Kop8">
+  <w:style w:type="paragraph" w:styleId="Heading8">
     <w:name w:val="heading 8"/>
-    <w:basedOn w:val="Standaard"/>
-    <w:next w:val="Standaard"/>
-    <w:link w:val="Kop8Char"/>
+    <w:basedOn w:val="Normal"/>
+    <w:next w:val="Normal"/>
+    <w:link w:val="Heading8Char"/>
     <w:uiPriority w:val="9"/>
     <w:semiHidden/>
     <w:unhideWhenUsed/>
@@ -809,11 +805,11 @@
       <w:color w:val="272727" w:themeColor="text1" w:themeTint="D8"/>
     </w:rPr>
   </w:style>
-  <w:style w:type="paragraph" w:styleId="Kop9">
+  <w:style w:type="paragraph" w:styleId="Heading9">
     <w:name w:val="heading 9"/>
-    <w:basedOn w:val="Standaard"/>
-    <w:next w:val="Standaard"/>
-    <w:link w:val="Kop9Char"/>
+    <w:basedOn w:val="Normal"/>
+    <w:next w:val="Normal"/>
+    <w:link w:val="Heading9Char"/>
     <w:uiPriority w:val="9"/>
     <w:semiHidden/>
     <w:unhideWhenUsed/>
@@ -830,13 +826,13 @@
       <w:color w:val="272727" w:themeColor="text1" w:themeTint="D8"/>
     </w:rPr>
   </w:style>
-  <w:style w:type="character" w:default="1" w:styleId="Standaardalinea-lettertype">
+  <w:style w:type="character" w:default="1" w:styleId="DefaultParagraphFont">
     <w:name w:val="Default Paragraph Font"/>
     <w:uiPriority w:val="1"/>
     <w:semiHidden/>
     <w:unhideWhenUsed/>
   </w:style>
-  <w:style w:type="table" w:default="1" w:styleId="Standaardtabel">
+  <w:style w:type="table" w:default="1" w:styleId="TableNormal">
     <w:name w:val="Normal Table"/>
     <w:uiPriority w:val="99"/>
     <w:semiHidden/>
@@ -851,16 +847,16 @@
       </w:tblCellMar>
     </w:tblPr>
   </w:style>
-  <w:style w:type="numbering" w:default="1" w:styleId="Geenlijst">
+  <w:style w:type="numbering" w:default="1" w:styleId="NoList">
     <w:name w:val="No List"/>
     <w:uiPriority w:val="99"/>
     <w:semiHidden/>
     <w:unhideWhenUsed/>
   </w:style>
-  <w:style w:type="character" w:customStyle="1" w:styleId="Kop1Char">
-    <w:name w:val="Kop 1 Char"/>
-    <w:basedOn w:val="Standaardalinea-lettertype"/>
-    <w:link w:val="Kop1"/>
+  <w:style w:type="character" w:customStyle="1" w:styleId="Heading1Char">
+    <w:name w:val="Heading 1 Char"/>
+    <w:basedOn w:val="DefaultParagraphFont"/>
+    <w:link w:val="Heading1"/>
     <w:uiPriority w:val="9"/>
     <w:rsid w:val="007638C7"/>
     <w:rPr>
@@ -870,10 +866,10 @@
       <w:szCs w:val="40"/>
     </w:rPr>
   </w:style>
-  <w:style w:type="character" w:customStyle="1" w:styleId="Kop2Char">
-    <w:name w:val="Kop 2 Char"/>
-    <w:basedOn w:val="Standaardalinea-lettertype"/>
-    <w:link w:val="Kop2"/>
+  <w:style w:type="character" w:customStyle="1" w:styleId="Heading2Char">
+    <w:name w:val="Heading 2 Char"/>
+    <w:basedOn w:val="DefaultParagraphFont"/>
+    <w:link w:val="Heading2"/>
     <w:uiPriority w:val="9"/>
     <w:semiHidden/>
     <w:rsid w:val="007638C7"/>
@@ -884,10 +880,10 @@
       <w:szCs w:val="32"/>
     </w:rPr>
   </w:style>
-  <w:style w:type="character" w:customStyle="1" w:styleId="Kop3Char">
-    <w:name w:val="Kop 3 Char"/>
-    <w:basedOn w:val="Standaardalinea-lettertype"/>
-    <w:link w:val="Kop3"/>
+  <w:style w:type="character" w:customStyle="1" w:styleId="Heading3Char">
+    <w:name w:val="Heading 3 Char"/>
+    <w:basedOn w:val="DefaultParagraphFont"/>
+    <w:link w:val="Heading3"/>
     <w:uiPriority w:val="9"/>
     <w:semiHidden/>
     <w:rsid w:val="007638C7"/>
@@ -898,10 +894,10 @@
       <w:szCs w:val="28"/>
     </w:rPr>
   </w:style>
-  <w:style w:type="character" w:customStyle="1" w:styleId="Kop4Char">
-    <w:name w:val="Kop 4 Char"/>
-    <w:basedOn w:val="Standaardalinea-lettertype"/>
-    <w:link w:val="Kop4"/>
+  <w:style w:type="character" w:customStyle="1" w:styleId="Heading4Char">
+    <w:name w:val="Heading 4 Char"/>
+    <w:basedOn w:val="DefaultParagraphFont"/>
+    <w:link w:val="Heading4"/>
     <w:uiPriority w:val="9"/>
     <w:semiHidden/>
     <w:rsid w:val="007638C7"/>
@@ -912,10 +908,10 @@
       <w:color w:val="0F4761" w:themeColor="accent1" w:themeShade="BF"/>
     </w:rPr>
   </w:style>
-  <w:style w:type="character" w:customStyle="1" w:styleId="Kop5Char">
-    <w:name w:val="Kop 5 Char"/>
-    <w:basedOn w:val="Standaardalinea-lettertype"/>
-    <w:link w:val="Kop5"/>
+  <w:style w:type="character" w:customStyle="1" w:styleId="Heading5Char">
+    <w:name w:val="Heading 5 Char"/>
+    <w:basedOn w:val="DefaultParagraphFont"/>
+    <w:link w:val="Heading5"/>
     <w:uiPriority w:val="9"/>
     <w:semiHidden/>
     <w:rsid w:val="007638C7"/>
@@ -924,10 +920,10 @@
       <w:color w:val="0F4761" w:themeColor="accent1" w:themeShade="BF"/>
     </w:rPr>
   </w:style>
-  <w:style w:type="character" w:customStyle="1" w:styleId="Kop6Char">
-    <w:name w:val="Kop 6 Char"/>
-    <w:basedOn w:val="Standaardalinea-lettertype"/>
-    <w:link w:val="Kop6"/>
+  <w:style w:type="character" w:customStyle="1" w:styleId="Heading6Char">
+    <w:name w:val="Heading 6 Char"/>
+    <w:basedOn w:val="DefaultParagraphFont"/>
+    <w:link w:val="Heading6"/>
     <w:uiPriority w:val="9"/>
     <w:semiHidden/>
     <w:rsid w:val="007638C7"/>
@@ -938,10 +934,10 @@
       <w:color w:val="595959" w:themeColor="text1" w:themeTint="A6"/>
     </w:rPr>
   </w:style>
-  <w:style w:type="character" w:customStyle="1" w:styleId="Kop7Char">
-    <w:name w:val="Kop 7 Char"/>
-    <w:basedOn w:val="Standaardalinea-lettertype"/>
-    <w:link w:val="Kop7"/>
+  <w:style w:type="character" w:customStyle="1" w:styleId="Heading7Char">
+    <w:name w:val="Heading 7 Char"/>
+    <w:basedOn w:val="DefaultParagraphFont"/>
+    <w:link w:val="Heading7"/>
     <w:uiPriority w:val="9"/>
     <w:semiHidden/>
     <w:rsid w:val="007638C7"/>
@@ -950,10 +946,10 @@
       <w:color w:val="595959" w:themeColor="text1" w:themeTint="A6"/>
     </w:rPr>
   </w:style>
-  <w:style w:type="character" w:customStyle="1" w:styleId="Kop8Char">
-    <w:name w:val="Kop 8 Char"/>
-    <w:basedOn w:val="Standaardalinea-lettertype"/>
-    <w:link w:val="Kop8"/>
+  <w:style w:type="character" w:customStyle="1" w:styleId="Heading8Char">
+    <w:name w:val="Heading 8 Char"/>
+    <w:basedOn w:val="DefaultParagraphFont"/>
+    <w:link w:val="Heading8"/>
     <w:uiPriority w:val="9"/>
     <w:semiHidden/>
     <w:rsid w:val="007638C7"/>
@@ -964,10 +960,10 @@
       <w:color w:val="272727" w:themeColor="text1" w:themeTint="D8"/>
     </w:rPr>
   </w:style>
-  <w:style w:type="character" w:customStyle="1" w:styleId="Kop9Char">
-    <w:name w:val="Kop 9 Char"/>
-    <w:basedOn w:val="Standaardalinea-lettertype"/>
-    <w:link w:val="Kop9"/>
+  <w:style w:type="character" w:customStyle="1" w:styleId="Heading9Char">
+    <w:name w:val="Heading 9 Char"/>
+    <w:basedOn w:val="DefaultParagraphFont"/>
+    <w:link w:val="Heading9"/>
     <w:uiPriority w:val="9"/>
     <w:semiHidden/>
     <w:rsid w:val="007638C7"/>
@@ -976,9 +972,9 @@
       <w:color w:val="272727" w:themeColor="text1" w:themeTint="D8"/>
     </w:rPr>
   </w:style>
-  <w:style w:type="paragraph" w:styleId="Lijstalinea">
+  <w:style w:type="paragraph" w:styleId="ListParagraph">
     <w:name w:val="List Paragraph"/>
-    <w:basedOn w:val="Standaard"/>
+    <w:basedOn w:val="Normal"/>
     <w:uiPriority w:val="34"/>
     <w:qFormat/>
     <w:rsid w:val="007638C7"/>
@@ -987,9 +983,9 @@
       <w:contextualSpacing/>
     </w:pPr>
   </w:style>
-  <w:style w:type="character" w:styleId="Intensievebenadrukking">
+  <w:style w:type="character" w:styleId="IntenseEmphasis">
     <w:name w:val="Intense Emphasis"/>
-    <w:basedOn w:val="Standaardalinea-lettertype"/>
+    <w:basedOn w:val="DefaultParagraphFont"/>
     <w:uiPriority w:val="21"/>
     <w:qFormat/>
     <w:rsid w:val="007638C7"/>
@@ -999,9 +995,9 @@
       <w:color w:val="0F4761" w:themeColor="accent1" w:themeShade="BF"/>
     </w:rPr>
   </w:style>
-  <w:style w:type="character" w:styleId="Intensieveverwijzing">
+  <w:style w:type="character" w:styleId="IntenseReference">
     <w:name w:val="Intense Reference"/>
-    <w:basedOn w:val="Standaardalinea-lettertype"/>
+    <w:basedOn w:val="DefaultParagraphFont"/>
     <w:uiPriority w:val="32"/>
     <w:qFormat/>
     <w:rsid w:val="007638C7"/>
@@ -1341,12 +1337,6 @@
 </file>
 
 <file path=customXml/item2.xml><?xml version="1.0" encoding="utf-8"?>
-<p:properties xmlns:p="http://schemas.microsoft.com/office/2006/metadata/properties" xmlns:xsi="http://www.w3.org/2001/XMLSchema-instance" xmlns:pc="http://schemas.microsoft.com/office/infopath/2007/PartnerControls">
-  <documentManagement/>
-</p:properties>
-</file>
-
-<file path=customXml/item3.xml><?xml version="1.0" encoding="utf-8"?>
 <ct:contentTypeSchema xmlns:ct="http://schemas.microsoft.com/office/2006/metadata/contentType" xmlns:ma="http://schemas.microsoft.com/office/2006/metadata/properties/metaAttributes" ct:_="" ma:_="" ma:contentTypeName="Document" ma:contentTypeID="0x010100F6695AF417D9854C985D8E3C20D4119E" ma:contentTypeVersion="4" ma:contentTypeDescription="Een nieuw document maken." ma:contentTypeScope="" ma:versionID="15098e1559da960017ee9a22b7f3fe63">
   <xsd:schema xmlns:xsd="http://www.w3.org/2001/XMLSchema" xmlns:xs="http://www.w3.org/2001/XMLSchema" xmlns:p="http://schemas.microsoft.com/office/2006/metadata/properties" xmlns:ns3="187ed867-fc70-448b-aee7-aa48c4959a25" targetNamespace="http://schemas.microsoft.com/office/2006/metadata/properties" ma:root="true" ma:fieldsID="d72e2d02c61bc9a8b6a6d5a532a6d201" ns3:_="">
     <xsd:import namespace="187ed867-fc70-448b-aee7-aa48c4959a25"/>
@@ -1490,6 +1480,12 @@
 </ct:contentTypeSchema>
 </file>
 
+<file path=customXml/item3.xml><?xml version="1.0" encoding="utf-8"?>
+<p:properties xmlns:p="http://schemas.microsoft.com/office/2006/metadata/properties" xmlns:xsi="http://www.w3.org/2001/XMLSchema-instance" xmlns:pc="http://schemas.microsoft.com/office/infopath/2007/PartnerControls">
+  <documentManagement/>
+</p:properties>
+</file>
+
 <file path=customXml/itemProps1.xml><?xml version="1.0" encoding="utf-8"?>
 <ds:datastoreItem xmlns:ds="http://schemas.openxmlformats.org/officeDocument/2006/customXml" ds:itemID="{FC25EF60-1174-4EAD-80F7-3F56964BB6CF}">
   <ds:schemaRefs>
@@ -1499,15 +1495,6 @@
 </file>
 
 <file path=customXml/itemProps2.xml><?xml version="1.0" encoding="utf-8"?>
-<ds:datastoreItem xmlns:ds="http://schemas.openxmlformats.org/officeDocument/2006/customXml" ds:itemID="{C2C81E86-22DA-4E76-B7DA-A5E0C1BBD489}">
-  <ds:schemaRefs>
-    <ds:schemaRef ds:uri="http://schemas.microsoft.com/office/2006/metadata/properties"/>
-    <ds:schemaRef ds:uri="http://schemas.microsoft.com/office/infopath/2007/PartnerControls"/>
-  </ds:schemaRefs>
-</ds:datastoreItem>
-</file>
-
-<file path=customXml/itemProps3.xml><?xml version="1.0" encoding="utf-8"?>
 <ds:datastoreItem xmlns:ds="http://schemas.openxmlformats.org/officeDocument/2006/customXml" ds:itemID="{747B64BB-1B4B-4CA9-BEB3-2351FB0C527C}">
   <ds:schemaRefs>
     <ds:schemaRef ds:uri="http://schemas.microsoft.com/office/2006/metadata/contentType"/>
@@ -1523,4 +1510,13 @@
     <ds:schemaRef ds:uri="http://schemas.microsoft.com/internal/obd"/>
   </ds:schemaRefs>
 </ds:datastoreItem>
+</file>
+
+<file path=customXml/itemProps3.xml><?xml version="1.0" encoding="utf-8"?>
+<ds:datastoreItem xmlns:ds="http://schemas.openxmlformats.org/officeDocument/2006/customXml" ds:itemID="{C2C81E86-22DA-4E76-B7DA-A5E0C1BBD489}">
+  <ds:schemaRefs>
+    <ds:schemaRef ds:uri="http://schemas.microsoft.com/office/2006/metadata/properties"/>
+    <ds:schemaRef ds:uri="http://schemas.microsoft.com/office/infopath/2007/PartnerControls"/>
+  </ds:schemaRefs>
+</ds:datastoreItem>
 </file>